--- a/Collatio/11/1. Textos/1. Marcados/11-I.docx
+++ b/Collatio/11/1. Textos/1. Marcados/11-I.docx
@@ -1,43 +1,67 @@
 
 <file path=word/document.xml><?xml version="1.0" encoding="utf-8"?>
-<w:document xmlns:wpc="http://schemas.microsoft.com/office/word/2010/wordprocessingCanvas" xmlns:cx="http://schemas.microsoft.com/office/drawing/2014/chartex" xmlns:cx1="http://schemas.microsoft.com/office/drawing/2015/9/8/chartex" xmlns:cx2="http://schemas.microsoft.com/office/drawing/2015/10/21/chartex" xmlns:cx3="http://schemas.microsoft.com/office/drawing/2016/5/9/chartex" xmlns:cx4="http://schemas.microsoft.com/office/drawing/2016/5/10/chartex" xmlns:cx5="http://schemas.microsoft.com/office/drawing/2016/5/11/chartex" xmlns:cx6="http://schemas.microsoft.com/office/drawing/2016/5/12/chartex" xmlns:cx7="http://schemas.microsoft.com/office/drawing/2016/5/13/chartex" xmlns:cx8="http://schemas.microsoft.com/office/drawing/2016/5/14/chartex" xmlns:mc="http://schemas.openxmlformats.org/markup-compatibility/2006" xmlns:aink="http://schemas.microsoft.com/office/drawing/2016/ink" xmlns:am3d="http://schemas.microsoft.com/office/drawing/2017/model3d" xmlns:o="urn:schemas-microsoft-com:office:office" xmlns:oel="http://schemas.microsoft.com/office/2019/extlst" xmlns:r="http://schemas.openxmlformats.org/officeDocument/2006/relationships" xmlns:m="http://schemas.openxmlformats.org/officeDocument/2006/math" xmlns:v="urn:schemas-microsoft-com:vml" xmlns:wp14="http://schemas.microsoft.com/office/word/2010/wordprocessingDrawing" xmlns:wp="http://schemas.openxmlformats.org/drawingml/2006/wordprocessingDrawing" xmlns:w10="urn:schemas-microsoft-com:office:word" xmlns:w="http://schemas.openxmlformats.org/wordprocessingml/2006/main" xmlns:w14="http://schemas.microsoft.com/office/word/2010/wordml" xmlns:w15="http://schemas.microsoft.com/office/word/2012/wordml" xmlns:w16cex="http://schemas.microsoft.com/office/word/2018/wordml/cex" xmlns:w16cid="http://schemas.microsoft.com/office/word/2016/wordml/cid" xmlns:w16="http://schemas.microsoft.com/office/word/2018/wordml" xmlns:w16sdtdh="http://schemas.microsoft.com/office/word/2020/wordml/sdtdatahash" xmlns:w16se="http://schemas.microsoft.com/office/word/2015/wordml/symex" xmlns:wpg="http://schemas.microsoft.com/office/word/2010/wordprocessingGroup" xmlns:wpi="http://schemas.microsoft.com/office/word/2010/wordprocessingInk" xmlns:wne="http://schemas.microsoft.com/office/word/2006/wordml" xmlns:wps="http://schemas.microsoft.com/office/word/2010/wordprocessingShape" mc:Ignorable="w14 w15 w16se w16cid w16 w16cex w16sdtdh wp14">
+<w:document xmlns:wpc="http://schemas.microsoft.com/office/word/2010/wordprocessingCanvas" xmlns:cx="http://schemas.microsoft.com/office/drawing/2014/chartex" xmlns:cx1="http://schemas.microsoft.com/office/drawing/2015/9/8/chartex" xmlns:cx2="http://schemas.microsoft.com/office/drawing/2015/10/21/chartex" xmlns:cx3="http://schemas.microsoft.com/office/drawing/2016/5/9/chartex" xmlns:cx4="http://schemas.microsoft.com/office/drawing/2016/5/10/chartex" xmlns:cx5="http://schemas.microsoft.com/office/drawing/2016/5/11/chartex" xmlns:cx6="http://schemas.microsoft.com/office/drawing/2016/5/12/chartex" xmlns:cx7="http://schemas.microsoft.com/office/drawing/2016/5/13/chartex" xmlns:cx8="http://schemas.microsoft.com/office/drawing/2016/5/14/chartex" xmlns:mc="http://schemas.openxmlformats.org/markup-compatibility/2006" xmlns:aink="http://schemas.microsoft.com/office/drawing/2016/ink" xmlns:am3d="http://schemas.microsoft.com/office/drawing/2017/model3d" xmlns:o="urn:schemas-microsoft-com:office:office" xmlns:oel="http://schemas.microsoft.com/office/2019/extlst" xmlns:r="http://schemas.openxmlformats.org/officeDocument/2006/relationships" xmlns:m="http://schemas.openxmlformats.org/officeDocument/2006/math" xmlns:v="urn:schemas-microsoft-com:vml" xmlns:wp14="http://schemas.microsoft.com/office/word/2010/wordprocessingDrawing" xmlns:wp="http://schemas.openxmlformats.org/drawingml/2006/wordprocessingDrawing" xmlns:w10="urn:schemas-microsoft-com:office:word" xmlns:w="http://schemas.openxmlformats.org/wordprocessingml/2006/main" xmlns:w14="http://schemas.microsoft.com/office/word/2010/wordml" xmlns:w15="http://schemas.microsoft.com/office/word/2012/wordml" xmlns:w16cex="http://schemas.microsoft.com/office/word/2018/wordml/cex" xmlns:w16cid="http://schemas.microsoft.com/office/word/2016/wordml/cid" xmlns:w16="http://schemas.microsoft.com/office/word/2018/wordml" xmlns:w16du="http://schemas.microsoft.com/office/word/2023/wordml/word16du" xmlns:w16sdtdh="http://schemas.microsoft.com/office/word/2020/wordml/sdtdatahash" xmlns:w16sdtfl="http://schemas.microsoft.com/office/word/2024/wordml/sdtformatlock" xmlns:w16se="http://schemas.microsoft.com/office/word/2015/wordml/symex" xmlns:wpg="http://schemas.microsoft.com/office/word/2010/wordprocessingGroup" xmlns:wpi="http://schemas.microsoft.com/office/word/2010/wordprocessingInk" xmlns:wne="http://schemas.microsoft.com/office/word/2006/wordml" xmlns:wps="http://schemas.microsoft.com/office/word/2010/wordprocessingShape" mc:Ignorable="w14 w15 w16se w16cid w16 w16cex w16sdtdh w16sdtfl w16du wp14">
   <w:body>
     <w:p>
-      <w:r>
-        <w:rPr>
+      <w:pPr>
+        <w:rPr>
+          <w:rFonts w:ascii="Brill" w:hAnsi="Brill"/>
+        </w:rPr>
+      </w:pPr>
+      <w:r>
+        <w:rPr>
+          <w:rFonts w:ascii="Brill" w:hAnsi="Brill"/>
           <w:color w:val="FF0000"/>
         </w:rPr>
         <w:t xml:space="preserve">34r </w:t>
       </w:r>
       <w:r>
+        <w:rPr>
+          <w:rFonts w:ascii="Brill" w:hAnsi="Brill"/>
+        </w:rPr>
         <w:t>Pregunto el diciplo e dixo maestro ruego que me digas de la saludacion que el angel troxo a santa Maria en qual logar de las palabras encarno el fijo de dios por espiritu santo en ella % ca sobre esto a gran disputacion entre los dotores que fablan en ello % E unos dizen que fue en el logar el espiritu santo sobreverna en ti e la virtud del mu</w:t>
       </w:r>
       <w:r>
         <w:rPr>
+          <w:rFonts w:ascii="Brill" w:hAnsi="Brill"/>
           <w:lang w:val="es-ES"/>
         </w:rPr>
         <w:t>y</w:t>
       </w:r>
       <w:r>
+        <w:rPr>
+          <w:rFonts w:ascii="Brill" w:hAnsi="Brill"/>
+        </w:rPr>
         <w:t xml:space="preserve"> alto te alumbrara. % E otro si dizen que fue en aquel logar do dize vendita eres entre todas las mugeres e vendito es el fruto del tu vientre % E otro si dizen que fue alli en el comienço de las palabras do dize dios te salve Maria llena heres de gracia el señor es contigo </w:t>
       </w:r>
       <w:r>
         <w:rPr>
+          <w:rFonts w:ascii="Brill" w:hAnsi="Brill"/>
           <w:color w:val="FF0000"/>
         </w:rPr>
         <w:t xml:space="preserve">34v </w:t>
       </w:r>
       <w:r>
+        <w:rPr>
+          <w:rFonts w:ascii="Brill" w:hAnsi="Brill"/>
+        </w:rPr>
         <w:t>% por esto te ruego maestro que me digas en qual logar d estos fue % respondio el maestro sabe que vondad de dios fue que acabase el angel toda su mensajeria e quiso el ver que respuesta le daria la vien aventurada virgen santa Maria % ca si ante que la mandaderia fuese acabada conciviera no oviera el angel por que dezir mas palabras de alli adelante % mas el angel toda la mandaderia traxo ordenada de dios E toda se avia de acabar fasta en</w:t>
       </w:r>
       <w:r>
+        <w:rPr>
+          <w:rFonts w:ascii="Brill" w:hAnsi="Brill"/>
+        </w:rPr>
         <w:t xml:space="preserve"> </w:t>
       </w:r>
       <w:r>
+        <w:rPr>
+          <w:rFonts w:ascii="Brill" w:hAnsi="Brill"/>
+        </w:rPr>
         <w:t xml:space="preserve">cima % E alli a do ella respondio e dixo ae la sierva de dios sea fecho en mi segund la tu palabra % luego en aquella ora que acabo de dezir </w:t>
       </w:r>
       <w:r>
         <w:rPr>
+          <w:rFonts w:ascii="Brill" w:hAnsi="Brill"/>
           <w:color w:val="ED7D31" w:themeColor="accent2"/>
           <w:lang w:val="es-ES"/>
         </w:rPr>
@@ -45,29 +69,41 @@
       </w:r>
       <w:r>
         <w:rPr>
+          <w:rFonts w:ascii="Brill" w:hAnsi="Brill"/>
           <w:color w:val="ED7D31" w:themeColor="accent2"/>
         </w:rPr>
         <w:t>erbum tuum</w:t>
       </w:r>
       <w:r>
+        <w:rPr>
+          <w:rFonts w:ascii="Brill" w:hAnsi="Brill"/>
+        </w:rPr>
         <w:t xml:space="preserve"> en aquel punto fue el nuestro señor encerrado en ella % ca en esta respuesta que ella dio vio el nuestro señor dios dos cosas que avia en santa Maria % la primera gran bondad ca bien dio a entender que hera umilldosa en quanto se llamo sierva e en la humildad ovo a entender en la mensajeria que le dixo el angel. quando le dixo que fuese en ella fecho segund el avia dicho % E si me preguntas como nuestro señor non sabia </w:t>
       </w:r>
       <w:r>
         <w:rPr>
+          <w:rFonts w:ascii="Brill" w:hAnsi="Brill"/>
           <w:color w:val="FF0000"/>
         </w:rPr>
         <w:t xml:space="preserve">35r </w:t>
       </w:r>
       <w:r>
+        <w:rPr>
+          <w:rFonts w:ascii="Brill" w:hAnsi="Brill"/>
+        </w:rPr>
         <w:t xml:space="preserve">lo que nuestra señora avia de responder digo te que bien lo savia nuestro señor % ca non ay cosa que el non sepa pero convenia que nuestra señora lo fablase E seria dotrina e enxemplo a nos la su muy gran umilldad que bien es verdad que a nuestro señor bien le plaze de la virginidad pero mas le plaze de la humildad % ca por ella encarno el fijo de dios en nuestra señora la virgen Maria E la su muy gran humildad le fizo dezir de los altos cielos a tomar carne en ella. % E mas te digo dexando a nuestra señora la virgen Maria que tovo todo cumplimiento de pureza e de virginidad e umilldad e toda llena de gracia mas fablando de nos pecadores mas plazeria a nuestro señor una persona umillde aun que no fuese virgen que no una virgen e que no fuese umillde. % ca la humilldad vale sin virginidad e la virginidad non vale nada sin umilldad % E agora volviendo al consentimiento de nuestra señora quando se llamo sierva en la humilldad ovo a entender segund arriba te dixe en la mensajeria que le dixo el angel. quando nuestra señora le dixo que fuese en ella fecho segund el avia dicho % E d este consentimiento que ella consintio fue tomado despues en la nuestra ley de los cristianos </w:t>
       </w:r>
       <w:r>
         <w:rPr>
+          <w:rFonts w:ascii="Brill" w:hAnsi="Brill"/>
           <w:color w:val="FF0000"/>
         </w:rPr>
         <w:t xml:space="preserve">35v </w:t>
       </w:r>
       <w:r>
+        <w:rPr>
+          <w:rFonts w:ascii="Brill" w:hAnsi="Brill"/>
+        </w:rPr>
         <w:t>por los santos padres que lo compusieron e tan bien es en la vieja ley que todo casamiento del varon e de la muger que si el uno d ellos lo consiente e el otro non non es valedero % E esto mesmo es si se faze por fuerça que en ninguna manera non deve ser si non a consentimiento e voluntad de amos ados % E esta voluntad que se levante de amos ados e de coraçon % ca fallamos que dixo dios en un evangelio a sus diciplos a do dos de vosotros fueredes ayuntados en el mi nombre yo sere en medio de vos.</w:t>
       </w:r>
     </w:p>
@@ -82,7 +118,7 @@
 </file>
 
 <file path=word/styles.xml><?xml version="1.0" encoding="utf-8"?>
-<w:styles xmlns:mc="http://schemas.openxmlformats.org/markup-compatibility/2006" xmlns:r="http://schemas.openxmlformats.org/officeDocument/2006/relationships" xmlns:w="http://schemas.openxmlformats.org/wordprocessingml/2006/main" xmlns:w14="http://schemas.microsoft.com/office/word/2010/wordml" xmlns:w15="http://schemas.microsoft.com/office/word/2012/wordml" xmlns:w16cex="http://schemas.microsoft.com/office/word/2018/wordml/cex" xmlns:w16cid="http://schemas.microsoft.com/office/word/2016/wordml/cid" xmlns:w16="http://schemas.microsoft.com/office/word/2018/wordml" xmlns:w16sdtdh="http://schemas.microsoft.com/office/word/2020/wordml/sdtdatahash" xmlns:w16se="http://schemas.microsoft.com/office/word/2015/wordml/symex" mc:Ignorable="w14 w15 w16se w16cid w16 w16cex w16sdtdh">
+<w:styles xmlns:mc="http://schemas.openxmlformats.org/markup-compatibility/2006" xmlns:r="http://schemas.openxmlformats.org/officeDocument/2006/relationships" xmlns:w="http://schemas.openxmlformats.org/wordprocessingml/2006/main" xmlns:w14="http://schemas.microsoft.com/office/word/2010/wordml" xmlns:w15="http://schemas.microsoft.com/office/word/2012/wordml" xmlns:w16cex="http://schemas.microsoft.com/office/word/2018/wordml/cex" xmlns:w16cid="http://schemas.microsoft.com/office/word/2016/wordml/cid" xmlns:w16="http://schemas.microsoft.com/office/word/2018/wordml" xmlns:w16du="http://schemas.microsoft.com/office/word/2023/wordml/word16du" xmlns:w16sdtdh="http://schemas.microsoft.com/office/word/2020/wordml/sdtdatahash" xmlns:w16sdtfl="http://schemas.microsoft.com/office/word/2024/wordml/sdtformatlock" xmlns:w16se="http://schemas.microsoft.com/office/word/2015/wordml/symex" mc:Ignorable="w14 w15 w16se w16cid w16 w16cex w16sdtdh w16sdtfl w16du">
   <w:docDefaults>
     <w:rPrDefault>
       <w:rPr>
